--- a/OSY/AI-agent-proj/docs/Vive_coding_process.docx
+++ b/OSY/AI-agent-proj/docs/Vive_coding_process.docx
@@ -85,6 +85,7 @@
       </w:r>
     </w:p>
     <w:p>
+      <w:proofErr w:type="gramStart"/>
       <w:r>
         <w:rPr>
           <w:rFonts w:hint="eastAsia"/>
@@ -99,6 +100,7 @@
         <w:t>venv</w:t>
       </w:r>
       <w:proofErr w:type="spellEnd"/>
+      <w:proofErr w:type="gramEnd"/>
       <w:r>
         <w:rPr>
           <w:rFonts w:hint="eastAsia"/>
@@ -169,7 +171,21 @@
         <w:rPr>
           <w:rFonts w:hint="eastAsia"/>
         </w:rPr>
-        <w:t xml:space="preserve"> Agent &gt;&gt;</w:t>
+        <w:t xml:space="preserve"> </w:t>
+      </w:r>
+      <w:proofErr w:type="gramStart"/>
+      <w:r>
+        <w:rPr>
+          <w:rFonts w:hint="eastAsia"/>
+        </w:rPr>
+        <w:t>Agent &gt;</w:t>
+      </w:r>
+      <w:proofErr w:type="gramEnd"/>
+      <w:r>
+        <w:rPr>
+          <w:rFonts w:hint="eastAsia"/>
+        </w:rPr>
+        <w:t>&gt;</w:t>
       </w:r>
     </w:p>
     <w:p>
@@ -265,6 +281,7 @@
         </w:rPr>
         <w:t xml:space="preserve"> </w:t>
       </w:r>
+      <w:proofErr w:type="gramStart"/>
       <w:r>
         <w:rPr>
           <w:rFonts w:hint="eastAsia"/>
@@ -283,6 +300,7 @@
         </w:rPr>
         <w:t>하는</w:t>
       </w:r>
+      <w:proofErr w:type="gramEnd"/>
       <w:r>
         <w:rPr>
           <w:rFonts w:hint="eastAsia"/>
@@ -810,8 +828,16 @@
         <w:rPr>
           <w:rFonts w:hint="eastAsia"/>
         </w:rPr>
-        <w:t xml:space="preserve"> Agent &gt;</w:t>
-      </w:r>
+        <w:t xml:space="preserve"> </w:t>
+      </w:r>
+      <w:proofErr w:type="gramStart"/>
+      <w:r>
+        <w:rPr>
+          <w:rFonts w:hint="eastAsia"/>
+        </w:rPr>
+        <w:t>Agent &gt;</w:t>
+      </w:r>
+      <w:proofErr w:type="gramEnd"/>
     </w:p>
     <w:p>
       <w:r>
@@ -893,6 +919,7 @@
         <w:t xml:space="preserve"> </w:t>
       </w:r>
       <w:proofErr w:type="spellStart"/>
+      <w:proofErr w:type="gramStart"/>
       <w:r>
         <w:rPr>
           <w:rFonts w:hint="eastAsia"/>
@@ -900,6 +927,7 @@
         <w:t>기재될꺼야</w:t>
       </w:r>
       <w:proofErr w:type="spellEnd"/>
+      <w:proofErr w:type="gramEnd"/>
       <w:r>
         <w:rPr>
           <w:rFonts w:hint="eastAsia"/>
@@ -997,8 +1025,16 @@
         <w:rPr>
           <w:rFonts w:hint="eastAsia"/>
         </w:rPr>
-        <w:t xml:space="preserve"> Agent (Dev.md) &gt;</w:t>
-      </w:r>
+        <w:t xml:space="preserve"> Agent (Dev.md</w:t>
+      </w:r>
+      <w:proofErr w:type="gramStart"/>
+      <w:r>
+        <w:rPr>
+          <w:rFonts w:hint="eastAsia"/>
+        </w:rPr>
+        <w:t>) &gt;</w:t>
+      </w:r>
+      <w:proofErr w:type="gramEnd"/>
     </w:p>
     <w:p>
       <w:r>
@@ -1062,6 +1098,7 @@
         <w:t xml:space="preserve"> </w:t>
       </w:r>
       <w:proofErr w:type="spellStart"/>
+      <w:proofErr w:type="gramStart"/>
       <w:r>
         <w:rPr>
           <w:rFonts w:hint="eastAsia"/>
@@ -1069,6 +1106,7 @@
         <w:t>기재할꺼야</w:t>
       </w:r>
       <w:proofErr w:type="spellEnd"/>
+      <w:proofErr w:type="gramEnd"/>
       <w:r>
         <w:rPr>
           <w:rFonts w:hint="eastAsia"/>
@@ -1493,11 +1531,19 @@
       </w:r>
       <w:proofErr w:type="spellStart"/>
       <w:r>
-        <w:t>search_franchise</w:t>
-      </w:r>
-      <w:proofErr w:type="spellEnd"/>
-      <w:r>
-        <w:t>() got an unexpected keyword argument '</w:t>
+        <w:t>search_</w:t>
+      </w:r>
+      <w:proofErr w:type="gramStart"/>
+      <w:r>
+        <w:t>franchise</w:t>
+      </w:r>
+      <w:proofErr w:type="spellEnd"/>
+      <w:r>
+        <w:t>(</w:t>
+      </w:r>
+      <w:proofErr w:type="gramEnd"/>
+      <w:r>
+        <w:t>) got an unexpected keyword argument '</w:t>
       </w:r>
       <w:proofErr w:type="spellStart"/>
       <w:r>
@@ -1524,12 +1570,17 @@
         <w:t xml:space="preserve">    result = </w:t>
       </w:r>
       <w:proofErr w:type="spellStart"/>
+      <w:proofErr w:type="gramStart"/>
       <w:r>
         <w:t>func</w:t>
       </w:r>
       <w:proofErr w:type="spellEnd"/>
       <w:r>
-        <w:t>()</w:t>
+        <w:t>(</w:t>
+      </w:r>
+      <w:proofErr w:type="gramEnd"/>
+      <w:r>
+        <w:t>)</w:t>
       </w:r>
     </w:p>
     <w:p>
@@ -1544,7 +1595,15 @@
     </w:p>
     <w:p>
       <w:r>
-        <w:t xml:space="preserve">    exec(code, module.__</w:t>
+        <w:t xml:space="preserve">    </w:t>
+      </w:r>
+      <w:proofErr w:type="gramStart"/>
+      <w:r>
+        <w:t>exec(</w:t>
+      </w:r>
+      <w:proofErr w:type="gramEnd"/>
+      <w:r>
+        <w:t>code, module.__</w:t>
       </w:r>
       <w:proofErr w:type="spellStart"/>
       <w:r>
@@ -1587,12 +1646,17 @@
       </w:r>
       <w:proofErr w:type="spellStart"/>
       <w:r>
-        <w:t>search_franchise</w:t>
+        <w:t>search_</w:t>
+      </w:r>
+      <w:proofErr w:type="gramStart"/>
+      <w:r>
+        <w:t>franchise</w:t>
       </w:r>
       <w:proofErr w:type="spellEnd"/>
       <w:r>
         <w:t>(</w:t>
       </w:r>
+      <w:proofErr w:type="gramEnd"/>
     </w:p>
     <w:p>
       <w:r>
@@ -1605,8 +1669,13 @@
         <w:t xml:space="preserve">        </w:t>
       </w:r>
       <w:proofErr w:type="spellStart"/>
-      <w:r>
-        <w:t>st.session_state.search_query</w:t>
+      <w:proofErr w:type="gramStart"/>
+      <w:r>
+        <w:t>st.session</w:t>
+      </w:r>
+      <w:proofErr w:type="gramEnd"/>
+      <w:r>
+        <w:t>_state.search_query</w:t>
       </w:r>
       <w:proofErr w:type="spellEnd"/>
       <w:r>
@@ -1631,12 +1700,17 @@
         <w:t>=</w:t>
       </w:r>
       <w:proofErr w:type="spellStart"/>
+      <w:proofErr w:type="gramStart"/>
       <w:r>
         <w:t>st.session_state.get</w:t>
       </w:r>
       <w:proofErr w:type="spellEnd"/>
       <w:r>
-        <w:t>("</w:t>
+        <w:t>(</w:t>
+      </w:r>
+      <w:proofErr w:type="gramEnd"/>
+      <w:r>
+        <w:t>"</w:t>
       </w:r>
       <w:proofErr w:type="spellStart"/>
       <w:r>
@@ -1665,12 +1739,17 @@
         <w:t>=</w:t>
       </w:r>
       <w:proofErr w:type="spellStart"/>
+      <w:proofErr w:type="gramStart"/>
       <w:r>
         <w:t>st.session_state.get</w:t>
       </w:r>
       <w:proofErr w:type="spellEnd"/>
       <w:r>
-        <w:t>("</w:t>
+        <w:t>(</w:t>
+      </w:r>
+      <w:proofErr w:type="gramEnd"/>
+      <w:r>
+        <w:t>"</w:t>
       </w:r>
       <w:proofErr w:type="spellStart"/>
       <w:r>
@@ -2157,9 +2236,6 @@
         <w:tabs>
           <w:tab w:val="left" w:pos="1850"/>
         </w:tabs>
-        <w:rPr>
-          <w:rFonts w:hint="eastAsia"/>
-        </w:rPr>
       </w:pPr>
       <w:r>
         <w:rPr>
@@ -2175,6 +2251,9 @@
         </w:tabs>
       </w:pPr>
       <w:r>
+        <w:rPr>
+          <w:noProof/>
+        </w:rPr>
         <w:drawing>
           <wp:inline distT="0" distB="0" distL="0" distR="0" wp14:anchorId="662AC4A5" wp14:editId="6277888C">
             <wp:extent cx="3070395" cy="2457450"/>
@@ -2219,6 +2298,9 @@
         </w:tabs>
       </w:pPr>
       <w:r>
+        <w:rPr>
+          <w:noProof/>
+        </w:rPr>
         <w:drawing>
           <wp:inline distT="0" distB="0" distL="0" distR="0" wp14:anchorId="43A09A9F" wp14:editId="2244155A">
             <wp:extent cx="6303645" cy="2887980"/>
@@ -2361,7 +2443,6 @@
           <w:tab w:val="left" w:pos="1850"/>
         </w:tabs>
         <w:rPr>
-          <w:rFonts w:hint="eastAsia"/>
           <w:b/>
           <w:bCs/>
         </w:rPr>
@@ -2519,11 +2600,19 @@
       </w:r>
       <w:proofErr w:type="spellStart"/>
       <w:r>
-        <w:t>verify_business_tax_status</w:t>
-      </w:r>
-      <w:proofErr w:type="spellEnd"/>
-      <w:r>
-        <w:t>() got an unexpected keyword argument '</w:t>
+        <w:t>verify_business_tax_</w:t>
+      </w:r>
+      <w:proofErr w:type="gramStart"/>
+      <w:r>
+        <w:t>status</w:t>
+      </w:r>
+      <w:proofErr w:type="spellEnd"/>
+      <w:r>
+        <w:t>(</w:t>
+      </w:r>
+      <w:proofErr w:type="gramEnd"/>
+      <w:r>
+        <w:t>) got an unexpected keyword argument '</w:t>
       </w:r>
       <w:proofErr w:type="spellStart"/>
       <w:r>
@@ -2566,12 +2655,17 @@
         <w:t xml:space="preserve">    result = </w:t>
       </w:r>
       <w:proofErr w:type="spellStart"/>
+      <w:proofErr w:type="gramStart"/>
       <w:r>
         <w:t>func</w:t>
       </w:r>
       <w:proofErr w:type="spellEnd"/>
       <w:r>
-        <w:t>()</w:t>
+        <w:t>(</w:t>
+      </w:r>
+      <w:proofErr w:type="gramEnd"/>
+      <w:r>
+        <w:t>)</w:t>
       </w:r>
     </w:p>
     <w:p>
@@ -2596,7 +2690,15 @@
         </w:tabs>
       </w:pPr>
       <w:r>
-        <w:t xml:space="preserve">    exec(code, module.__</w:t>
+        <w:t xml:space="preserve">    </w:t>
+      </w:r>
+      <w:proofErr w:type="gramStart"/>
+      <w:r>
+        <w:t>exec(</w:t>
+      </w:r>
+      <w:proofErr w:type="gramEnd"/>
+      <w:r>
+        <w:t>code, module.__</w:t>
       </w:r>
       <w:proofErr w:type="spellStart"/>
       <w:r>
@@ -2640,9 +2742,6 @@
         <w:tabs>
           <w:tab w:val="left" w:pos="1850"/>
         </w:tabs>
-        <w:rPr>
-          <w:rFonts w:hint="eastAsia"/>
-        </w:rPr>
       </w:pPr>
       <w:r>
         <w:t xml:space="preserve">    </w:t>
@@ -2657,13 +2756,18 @@
       </w:r>
       <w:proofErr w:type="spellStart"/>
       <w:r>
-        <w:t>verify_business_tax_status</w:t>
+        <w:t>verify_business_tax_</w:t>
+      </w:r>
+      <w:proofErr w:type="gramStart"/>
+      <w:r>
+        <w:t>status</w:t>
       </w:r>
       <w:proofErr w:type="spellEnd"/>
       <w:r>
         <w:t>(</w:t>
       </w:r>
       <w:proofErr w:type="spellStart"/>
+      <w:proofErr w:type="gramEnd"/>
       <w:r>
         <w:t>biz_no_field</w:t>
       </w:r>
@@ -2710,15 +2814,292 @@
           <w:tab w:val="left" w:pos="1850"/>
         </w:tabs>
       </w:pPr>
+      <w:r>
+        <w:rPr>
+          <w:rFonts w:hint="eastAsia"/>
+        </w:rPr>
+        <w:t>---------------------------------------- 6.24</w:t>
+      </w:r>
     </w:p>
     <w:p>
       <w:pPr>
         <w:tabs>
           <w:tab w:val="left" w:pos="1850"/>
         </w:tabs>
-        <w:rPr>
-          <w:rFonts w:hint="eastAsia"/>
-        </w:rPr>
+      </w:pPr>
+      <w:r>
+        <w:rPr>
+          <w:rFonts w:hint="eastAsia"/>
+        </w:rPr>
+        <w:t>다음</w:t>
+      </w:r>
+      <w:r>
+        <w:rPr>
+          <w:rFonts w:hint="eastAsia"/>
+        </w:rPr>
+        <w:t xml:space="preserve"> </w:t>
+      </w:r>
+      <w:r>
+        <w:rPr>
+          <w:rFonts w:hint="eastAsia"/>
+        </w:rPr>
+        <w:t>오류</w:t>
+      </w:r>
+      <w:r>
+        <w:rPr>
+          <w:rFonts w:hint="eastAsia"/>
+        </w:rPr>
+        <w:t xml:space="preserve"> </w:t>
+      </w:r>
+      <w:r>
+        <w:rPr>
+          <w:rFonts w:hint="eastAsia"/>
+        </w:rPr>
+        <w:t>메시지</w:t>
+      </w:r>
+      <w:r>
+        <w:rPr>
+          <w:rFonts w:hint="eastAsia"/>
+        </w:rPr>
+        <w:t xml:space="preserve"> </w:t>
+      </w:r>
+      <w:r>
+        <w:rPr>
+          <w:rFonts w:hint="eastAsia"/>
+        </w:rPr>
+        <w:t>해결해줘</w:t>
+      </w:r>
+    </w:p>
+    <w:p>
+      <w:pPr>
+        <w:tabs>
+          <w:tab w:val="left" w:pos="1850"/>
+        </w:tabs>
+      </w:pPr>
+      <w:proofErr w:type="spellStart"/>
+      <w:r>
+        <w:t>IndexError</w:t>
+      </w:r>
+      <w:proofErr w:type="spellEnd"/>
+      <w:r>
+        <w:t>: list index out of range</w:t>
+      </w:r>
+    </w:p>
+    <w:p>
+      <w:pPr>
+        <w:tabs>
+          <w:tab w:val="left" w:pos="1850"/>
+        </w:tabs>
+      </w:pPr>
+    </w:p>
+    <w:p>
+      <w:pPr>
+        <w:tabs>
+          <w:tab w:val="left" w:pos="1850"/>
+        </w:tabs>
+      </w:pPr>
+      <w:r>
+        <w:t xml:space="preserve">File "C:\AI-agent-proj\.venv\Lib\site-packages\streamlit\runtime\scriptrunner\exec_code.py", line 129, in </w:t>
+      </w:r>
+      <w:proofErr w:type="spellStart"/>
+      <w:r>
+        <w:t>exec_func_with_error_handling</w:t>
+      </w:r>
+      <w:proofErr w:type="spellEnd"/>
+    </w:p>
+    <w:p>
+      <w:pPr>
+        <w:tabs>
+          <w:tab w:val="left" w:pos="1850"/>
+        </w:tabs>
+      </w:pPr>
+      <w:r>
+        <w:t xml:space="preserve">    result = </w:t>
+      </w:r>
+      <w:proofErr w:type="spellStart"/>
+      <w:proofErr w:type="gramStart"/>
+      <w:r>
+        <w:t>func</w:t>
+      </w:r>
+      <w:proofErr w:type="spellEnd"/>
+      <w:r>
+        <w:t>(</w:t>
+      </w:r>
+      <w:proofErr w:type="gramEnd"/>
+      <w:r>
+        <w:t>)</w:t>
+      </w:r>
+    </w:p>
+    <w:p>
+      <w:pPr>
+        <w:tabs>
+          <w:tab w:val="left" w:pos="1850"/>
+        </w:tabs>
+      </w:pPr>
+      <w:r>
+        <w:t xml:space="preserve">File "C:\AI-agent-proj\.venv\Lib\site-packages\streamlit\runtime\scriptrunner\script_runner.py", line 789, in </w:t>
+      </w:r>
+      <w:proofErr w:type="spellStart"/>
+      <w:r>
+        <w:t>code_to_exec</w:t>
+      </w:r>
+      <w:proofErr w:type="spellEnd"/>
+    </w:p>
+    <w:p>
+      <w:pPr>
+        <w:tabs>
+          <w:tab w:val="left" w:pos="1850"/>
+        </w:tabs>
+      </w:pPr>
+      <w:r>
+        <w:t xml:space="preserve">    </w:t>
+      </w:r>
+      <w:proofErr w:type="gramStart"/>
+      <w:r>
+        <w:t>exec(</w:t>
+      </w:r>
+      <w:proofErr w:type="gramEnd"/>
+      <w:r>
+        <w:t>code, module.__</w:t>
+      </w:r>
+      <w:proofErr w:type="spellStart"/>
+      <w:r>
+        <w:t>dict</w:t>
+      </w:r>
+      <w:proofErr w:type="spellEnd"/>
+      <w:r>
+        <w:t xml:space="preserve">__)  # </w:t>
+      </w:r>
+      <w:proofErr w:type="spellStart"/>
+      <w:r>
+        <w:t>noqa</w:t>
+      </w:r>
+      <w:proofErr w:type="spellEnd"/>
+      <w:r>
+        <w:t>: S102</w:t>
+      </w:r>
+    </w:p>
+    <w:p>
+      <w:pPr>
+        <w:tabs>
+          <w:tab w:val="left" w:pos="1850"/>
+        </w:tabs>
+      </w:pPr>
+      <w:r>
+        <w:t xml:space="preserve">    ~~~~^^^^^^^^^^^^^^^^^^^^^^^</w:t>
+      </w:r>
+    </w:p>
+    <w:p>
+      <w:pPr>
+        <w:tabs>
+          <w:tab w:val="left" w:pos="1850"/>
+        </w:tabs>
+      </w:pPr>
+      <w:r>
+        <w:t>File "C:\AI-agent-proj\main.py", line 626, in &lt;module&gt;</w:t>
+      </w:r>
+    </w:p>
+    <w:p>
+      <w:pPr>
+        <w:tabs>
+          <w:tab w:val="left" w:pos="1850"/>
+        </w:tabs>
+      </w:pPr>
+      <w:r>
+        <w:t xml:space="preserve">    with cols[</w:t>
+      </w:r>
+      <w:proofErr w:type="spellStart"/>
+      <w:r>
+        <w:t>i</w:t>
+      </w:r>
+      <w:proofErr w:type="spellEnd"/>
+      <w:r>
+        <w:t>]:</w:t>
+      </w:r>
+    </w:p>
+    <w:p>
+      <w:pPr>
+        <w:tabs>
+          <w:tab w:val="left" w:pos="1850"/>
+        </w:tabs>
+      </w:pPr>
+      <w:r>
+        <w:t xml:space="preserve">         ~~~~^^^</w:t>
+      </w:r>
+    </w:p>
+    <w:p>
+      <w:pPr>
+        <w:tabs>
+          <w:tab w:val="left" w:pos="1850"/>
+        </w:tabs>
+      </w:pPr>
+      <w:r>
+        <w:rPr>
+          <w:rFonts w:hint="eastAsia"/>
+        </w:rPr>
+        <w:t xml:space="preserve">----------------------------------- </w:t>
+      </w:r>
+    </w:p>
+    <w:p>
+      <w:pPr>
+        <w:tabs>
+          <w:tab w:val="left" w:pos="1850"/>
+        </w:tabs>
+      </w:pPr>
+      <w:r>
+        <w:lastRenderedPageBreak/>
+        <w:drawing>
+          <wp:inline distT="0" distB="0" distL="0" distR="0" wp14:anchorId="3299EF5F" wp14:editId="5680E754">
+            <wp:extent cx="4045158" cy="5835950"/>
+            <wp:effectExtent l="0" t="0" r="0" b="0"/>
+            <wp:docPr id="14" name="그림 14"/>
+            <wp:cNvGraphicFramePr>
+              <a:graphicFrameLocks xmlns:a="http://schemas.openxmlformats.org/drawingml/2006/main" noChangeAspect="1"/>
+            </wp:cNvGraphicFramePr>
+            <a:graphic xmlns:a="http://schemas.openxmlformats.org/drawingml/2006/main">
+              <a:graphicData uri="http://schemas.openxmlformats.org/drawingml/2006/picture">
+                <pic:pic xmlns:pic="http://schemas.openxmlformats.org/drawingml/2006/picture">
+                  <pic:nvPicPr>
+                    <pic:cNvPr id="1" name=""/>
+                    <pic:cNvPicPr/>
+                  </pic:nvPicPr>
+                  <pic:blipFill>
+                    <a:blip r:embed="rId20"/>
+                    <a:stretch>
+                      <a:fillRect/>
+                    </a:stretch>
+                  </pic:blipFill>
+                  <pic:spPr>
+                    <a:xfrm>
+                      <a:off x="0" y="0"/>
+                      <a:ext cx="4045158" cy="5835950"/>
+                    </a:xfrm>
+                    <a:prstGeom prst="rect">
+                      <a:avLst/>
+                    </a:prstGeom>
+                  </pic:spPr>
+                </pic:pic>
+              </a:graphicData>
+            </a:graphic>
+          </wp:inline>
+        </w:drawing>
+      </w:r>
+    </w:p>
+    <w:p>
+      <w:pPr>
+        <w:tabs>
+          <w:tab w:val="left" w:pos="1850"/>
+        </w:tabs>
+        <w:rPr>
+          <w:rFonts w:hint="eastAsia"/>
+        </w:rPr>
+      </w:pPr>
+    </w:p>
+    <w:p>
+      <w:pPr>
+        <w:tabs>
+          <w:tab w:val="left" w:pos="1850"/>
+        </w:tabs>
       </w:pPr>
     </w:p>
     <w:p>
@@ -3518,6 +3899,7 @@
   <w:style w:type="character" w:default="1" w:styleId="a0">
     <w:name w:val="Default Paragraph Font"/>
     <w:uiPriority w:val="1"/>
+    <w:semiHidden/>
     <w:unhideWhenUsed/>
   </w:style>
   <w:style w:type="table" w:default="1" w:styleId="a1">
